--- a/CAMPAIGN_STRATEGY.docx
+++ b/CAMPAIGN_STRATEGY.docx
@@ -66,40 +66,75 @@
       <w:pPr>
         <w:pStyle w:val="ListBullet"/>
       </w:pPr>
+      <w:r/>
       <w:r>
-        <w:t>**Name:** Sarah Chen</w:t>
+        <w:rPr>
+          <w:b/>
+        </w:rPr>
+        <w:t>Name:</w:t>
+      </w:r>
+      <w:r>
+        <w:t xml:space="preserve"> Sarah Chen</w:t>
       </w:r>
     </w:p>
     <w:p>
       <w:pPr>
         <w:pStyle w:val="ListBullet"/>
       </w:pPr>
+      <w:r/>
       <w:r>
-        <w:t>**Age:** 42</w:t>
+        <w:rPr>
+          <w:b/>
+        </w:rPr>
+        <w:t>Age:</w:t>
+      </w:r>
+      <w:r>
+        <w:t xml:space="preserve"> 42</w:t>
       </w:r>
     </w:p>
     <w:p>
       <w:pPr>
         <w:pStyle w:val="ListBullet"/>
       </w:pPr>
+      <w:r/>
       <w:r>
-        <w:t>**Job:** Marketing Manager</w:t>
+        <w:rPr>
+          <w:b/>
+        </w:rPr>
+        <w:t>Job:</w:t>
+      </w:r>
+      <w:r>
+        <w:t xml:space="preserve"> Marketing Manager</w:t>
       </w:r>
     </w:p>
     <w:p>
       <w:pPr>
         <w:pStyle w:val="ListBullet"/>
       </w:pPr>
+      <w:r/>
       <w:r>
-        <w:t>**Pain Points:** Lacks time for consistent home cleaning and exterior maintenance due to demanding career and family commitments. Values a clean home but struggles to keep up. Seeks reliable, high-quality service providers she can trust.</w:t>
+        <w:rPr>
+          <w:b/>
+        </w:rPr>
+        <w:t>Pain Points:</w:t>
+      </w:r>
+      <w:r>
+        <w:t xml:space="preserve"> Lacks time for consistent home cleaning and exterior maintenance due to demanding career and family commitments. Values a clean home but struggles to keep up. Seeks reliable, high-quality service providers she can trust.</w:t>
       </w:r>
     </w:p>
     <w:p>
       <w:pPr>
         <w:pStyle w:val="ListBullet"/>
       </w:pPr>
+      <w:r/>
       <w:r>
-        <w:t>**Online Behavior:** Researches local services extensively online, reads Google reviews and testimonials, active on local Facebook community groups, prefers online booking and communication.</w:t>
+        <w:rPr>
+          <w:b/>
+        </w:rPr>
+        <w:t>Online Behavior:</w:t>
+      </w:r>
+      <w:r>
+        <w:t xml:space="preserve"> Researches local services extensively online, reads Google reviews and testimonials, active on local Facebook community groups, prefers online booking and communication.</w:t>
       </w:r>
     </w:p>
     <w:p>
@@ -117,40 +152,75 @@
       <w:pPr>
         <w:pStyle w:val="ListBullet"/>
       </w:pPr>
+      <w:r/>
       <w:r>
-        <w:t>**Name:** David Miller</w:t>
+        <w:rPr>
+          <w:b/>
+        </w:rPr>
+        <w:t>Name:</w:t>
+      </w:r>
+      <w:r>
+        <w:t xml:space="preserve"> David Miller</w:t>
       </w:r>
     </w:p>
     <w:p>
       <w:pPr>
         <w:pStyle w:val="ListBullet"/>
       </w:pPr>
+      <w:r/>
       <w:r>
-        <w:t>**Age:** 50</w:t>
+        <w:rPr>
+          <w:b/>
+        </w:rPr>
+        <w:t>Age:</w:t>
+      </w:r>
+      <w:r>
+        <w:t xml:space="preserve"> 50</w:t>
       </w:r>
     </w:p>
     <w:p>
       <w:pPr>
         <w:pStyle w:val="ListBullet"/>
       </w:pPr>
+      <w:r/>
       <w:r>
-        <w:t>**Job:** Owner, Local Cafe / Property Manager, Small Office Building</w:t>
+        <w:rPr>
+          <w:b/>
+        </w:rPr>
+        <w:t>Job:</w:t>
+      </w:r>
+      <w:r>
+        <w:t xml:space="preserve"> Owner, Local Cafe / Property Manager, Small Office Building</w:t>
       </w:r>
     </w:p>
     <w:p>
       <w:pPr>
         <w:pStyle w:val="ListBullet"/>
       </w:pPr>
+      <w:r/>
       <w:r>
-        <w:t>**Pain Points:** Needs consistent, high-standard cleaning to maintain a professional image for his business/property. Requires flexible scheduling to minimize disruption. Concerned about budget and finding a responsive, reliable cleaning partner.</w:t>
+        <w:rPr>
+          <w:b/>
+        </w:rPr>
+        <w:t>Pain Points:</w:t>
+      </w:r>
+      <w:r>
+        <w:t xml:space="preserve"> Needs consistent, high-standard cleaning to maintain a professional image for his business/property. Requires flexible scheduling to minimize disruption. Concerned about budget and finding a responsive, reliable cleaning partner.</w:t>
       </w:r>
     </w:p>
     <w:p>
       <w:pPr>
         <w:pStyle w:val="ListBullet"/>
       </w:pPr>
+      <w:r/>
       <w:r>
-        <w:t>**Online Behavior:** Searches for commercial cleaning contracts, compares service offerings and quotes, looks for companies with strong local presence and professional websites. Values clear communication and transparent pricing.</w:t>
+        <w:rPr>
+          <w:b/>
+        </w:rPr>
+        <w:t>Online Behavior:</w:t>
+      </w:r>
+      <w:r>
+        <w:t xml:space="preserve"> Searches for commercial cleaning contracts, compares service offerings and quotes, looks for companies with strong local presence and professional websites. Values clear communication and transparent pricing.</w:t>
       </w:r>
     </w:p>
     <w:p>
@@ -168,40 +238,75 @@
       <w:pPr>
         <w:pStyle w:val="ListBullet"/>
       </w:pPr>
+      <w:r/>
       <w:r>
-        <w:t>**Name:** Eleanor Vance</w:t>
+        <w:rPr>
+          <w:b/>
+        </w:rPr>
+        <w:t>Name:</w:t>
+      </w:r>
+      <w:r>
+        <w:t xml:space="preserve"> Eleanor Vance</w:t>
       </w:r>
     </w:p>
     <w:p>
       <w:pPr>
         <w:pStyle w:val="ListBullet"/>
       </w:pPr>
+      <w:r/>
       <w:r>
-        <w:t>**Age:** 71</w:t>
+        <w:rPr>
+          <w:b/>
+        </w:rPr>
+        <w:t>Age:</w:t>
+      </w:r>
+      <w:r>
+        <w:t xml:space="preserve"> 71</w:t>
       </w:r>
     </w:p>
     <w:p>
       <w:pPr>
         <w:pStyle w:val="ListBullet"/>
       </w:pPr>
+      <w:r/>
       <w:r>
-        <w:t>**Job:** Retired Teacher</w:t>
+        <w:rPr>
+          <w:b/>
+        </w:rPr>
+        <w:t>Job:</w:t>
+      </w:r>
+      <w:r>
+        <w:t xml:space="preserve"> Retired Teacher</w:t>
       </w:r>
     </w:p>
     <w:p>
       <w:pPr>
         <w:pStyle w:val="ListBullet"/>
       </w:pPr>
+      <w:r/>
       <w:r>
-        <w:t>**Pain Points:** Physical limitations make strenuous cleaning and exterior maintenance difficult or unsafe. Seeks trustworthy, respectful, and thorough service providers. Values clear communication and fair pricing.</w:t>
+        <w:rPr>
+          <w:b/>
+        </w:rPr>
+        <w:t>Pain Points:</w:t>
+      </w:r>
+      <w:r>
+        <w:t xml:space="preserve"> Physical limitations make strenuous cleaning and exterior maintenance difficult or unsafe. Seeks trustworthy, respectful, and thorough service providers. Values clear communication and fair pricing.</w:t>
       </w:r>
     </w:p>
     <w:p>
       <w:pPr>
         <w:pStyle w:val="ListBullet"/>
       </w:pPr>
+      <w:r/>
       <w:r>
-        <w:t>**Online Behavior:** Less active online, often relies on referrals from friends or family. May use local directories or have family assist with online searches and bookings.</w:t>
+        <w:rPr>
+          <w:b/>
+        </w:rPr>
+        <w:t>Online Behavior:</w:t>
+      </w:r>
+      <w:r>
+        <w:t xml:space="preserve"> Less active online, often relies on referrals from friends or family. May use local directories or have family assist with online searches and bookings.</w:t>
       </w:r>
     </w:p>
     <w:p>
@@ -230,16 +335,30 @@
       <w:pPr>
         <w:pStyle w:val="ListBullet"/>
       </w:pPr>
+      <w:r/>
       <w:r>
-        <w:t>**Target Audience:** Budget-conscious customers, students.</w:t>
+        <w:rPr>
+          <w:b/>
+        </w:rPr>
+        <w:t>Target Audience:</w:t>
+      </w:r>
+      <w:r>
+        <w:t xml:space="preserve"> Budget-conscious customers, students.</w:t>
       </w:r>
     </w:p>
     <w:p>
       <w:pPr>
         <w:pStyle w:val="ListBullet"/>
       </w:pPr>
+      <w:r/>
       <w:r>
-        <w:t>**Content Focus:** Affordability, supporting local students, basic window/exterior wash offers.</w:t>
+        <w:rPr>
+          <w:b/>
+        </w:rPr>
+        <w:t>Content Focus:</w:t>
+      </w:r>
+      <w:r>
+        <w:t xml:space="preserve"> Affordability, supporting local students, basic window/exterior wash offers.</w:t>
       </w:r>
     </w:p>
     <w:p>
@@ -257,16 +376,30 @@
       <w:pPr>
         <w:pStyle w:val="ListBullet"/>
       </w:pPr>
+      <w:r/>
       <w:r>
-        <w:t>**Target Audience:** Mid-to-premium residential and commercial clients.</w:t>
+        <w:rPr>
+          <w:b/>
+        </w:rPr>
+        <w:t>Target Audience:</w:t>
+      </w:r>
+      <w:r>
+        <w:t xml:space="preserve"> Mid-to-premium residential and commercial clients.</w:t>
       </w:r>
     </w:p>
     <w:p>
       <w:pPr>
         <w:pStyle w:val="ListBullet"/>
       </w:pPr>
+      <w:r/>
       <w:r>
-        <w:t>**Content Focus:** Professionalism, comprehensive exterior cleaning, quality assurance, customer satisfaction.</w:t>
+        <w:rPr>
+          <w:b/>
+        </w:rPr>
+        <w:t>Content Focus:</w:t>
+      </w:r>
+      <w:r>
+        <w:t xml:space="preserve"> Professionalism, comprehensive exterior cleaning, quality assurance, customer satisfaction.</w:t>
       </w:r>
     </w:p>
     <w:p>
@@ -284,16 +417,30 @@
       <w:pPr>
         <w:pStyle w:val="ListBullet"/>
       </w:pPr>
+      <w:r/>
       <w:r>
-        <w:t>**Target Audience:** Residential and commercial clients, with an emphasis on interior cleaning.</w:t>
+        <w:rPr>
+          <w:b/>
+        </w:rPr>
+        <w:t>Target Audience:</w:t>
+      </w:r>
+      <w:r>
+        <w:t xml:space="preserve"> Residential and commercial clients, with an emphasis on interior cleaning.</w:t>
       </w:r>
     </w:p>
     <w:p>
       <w:pPr>
         <w:pStyle w:val="ListBullet"/>
       </w:pPr>
+      <w:r/>
       <w:r>
-        <w:t>**Content Focus:** Customizable cleaning plans, attention to detail, versatility (interior/some exterior).</w:t>
+        <w:rPr>
+          <w:b/>
+        </w:rPr>
+        <w:t>Content Focus:</w:t>
+      </w:r>
+      <w:r>
+        <w:t xml:space="preserve"> Customizable cleaning plans, attention to detail, versatility (interior/some exterior).</w:t>
       </w:r>
     </w:p>
     <w:p>
@@ -311,16 +458,30 @@
       <w:pPr>
         <w:pStyle w:val="ListBullet"/>
       </w:pPr>
+      <w:r/>
       <w:r>
-        <w:t>**Target Audience:** Affluent residential homeowners.</w:t>
+        <w:rPr>
+          <w:b/>
+        </w:rPr>
+        <w:t>Target Audience:</w:t>
+      </w:r>
+      <w:r>
+        <w:t xml:space="preserve"> Affluent residential homeowners.</w:t>
       </w:r>
     </w:p>
     <w:p>
       <w:pPr>
         <w:pStyle w:val="ListBullet"/>
       </w:pPr>
+      <w:r/>
       <w:r>
-        <w:t>**Content Focus:** Premium, full-service home maintenance, convenience, high-quality bundled services.</w:t>
+        <w:rPr>
+          <w:b/>
+        </w:rPr>
+        <w:t>Content Focus:</w:t>
+      </w:r>
+      <w:r>
+        <w:t xml:space="preserve"> Premium, full-service home maintenance, convenience, high-quality bundled services.</w:t>
       </w:r>
     </w:p>
     <w:p>
@@ -338,16 +499,30 @@
       <w:pPr>
         <w:pStyle w:val="ListBullet"/>
       </w:pPr>
+      <w:r/>
       <w:r>
-        <w:t>**Target Audience:** Residential clients needing specialized window and gutter cleaning.</w:t>
+        <w:rPr>
+          <w:b/>
+        </w:rPr>
+        <w:t>Target Audience:</w:t>
+      </w:r>
+      <w:r>
+        <w:t xml:space="preserve"> Residential clients needing specialized window and gutter cleaning.</w:t>
       </w:r>
     </w:p>
     <w:p>
       <w:pPr>
         <w:pStyle w:val="ListBullet"/>
       </w:pPr>
+      <w:r/>
       <w:r>
-        <w:t>**Content Focus:** Specialization, efficiency, quick service, package deals for core offerings.</w:t>
+        <w:rPr>
+          <w:b/>
+        </w:rPr>
+        <w:t>Content Focus:</w:t>
+      </w:r>
+      <w:r>
+        <w:t xml:space="preserve"> Specialization, efficiency, quick service, package deals for core offerings.</w:t>
       </w:r>
     </w:p>
     <w:p>
@@ -376,64 +551,118 @@
       <w:pPr>
         <w:pStyle w:val="ListBullet"/>
       </w:pPr>
+      <w:r/>
       <w:r>
-        <w:t>**Rationale:** Direct access to 1000+ pre-qualified contacts. Enables segmented, personalized communication for client acquisition, retention, and tasteful retargeting. Cost-effective with high ROI potential for booking calls and driving revenue growth.</w:t>
+        <w:rPr>
+          <w:b/>
+        </w:rPr>
+        <w:t>Rationale:</w:t>
+      </w:r>
+      <w:r>
+        <w:t xml:space="preserve"> Direct access to 1000+ pre-qualified contacts. Enables segmented, personalized communication for client acquisition, retention, and tasteful retargeting. Cost-effective with high ROI potential for booking calls and driving revenue growth.</w:t>
       </w:r>
     </w:p>
     <w:p>
       <w:pPr>
         <w:pStyle w:val="ListBullet"/>
       </w:pPr>
+      <w:r/>
       <w:r>
-        <w:t>**Platform-Specific Best Practices:**</w:t>
+        <w:rPr>
+          <w:b/>
+        </w:rPr>
+        <w:t>Platform-Specific Best Practices:</w:t>
+      </w:r>
+      <w:r/>
+    </w:p>
+    <w:p>
+      <w:pPr>
+        <w:pStyle w:val="ListBullet"/>
+      </w:pPr>
+      <w:r/>
+      <w:r>
+        <w:rPr>
+          <w:b/>
+        </w:rPr>
+        <w:t>Segmentation:</w:t>
+      </w:r>
+      <w:r>
+        <w:t xml:space="preserve"> Divide the 1000+ email list into Residential, Commercial, New Clients, Existing Clients, and Inactive Clients.</w:t>
       </w:r>
     </w:p>
     <w:p>
       <w:pPr>
         <w:pStyle w:val="ListBullet"/>
       </w:pPr>
+      <w:r/>
       <w:r>
-        <w:t>**Segmentation:** Divide the 1000+ email list into Residential, Commercial, New Clients, Existing Clients, and Inactive Clients.</w:t>
+        <w:rPr>
+          <w:b/>
+        </w:rPr>
+        <w:t>Personalization:</w:t>
+      </w:r>
+      <w:r>
+        <w:t xml:space="preserve"> Use client names and tailor content based on their segment and past service history.</w:t>
       </w:r>
     </w:p>
     <w:p>
       <w:pPr>
         <w:pStyle w:val="ListBullet"/>
       </w:pPr>
+      <w:r/>
       <w:r>
-        <w:t>**Personalization:** Use client names and tailor content based on their segment and past service history.</w:t>
+        <w:rPr>
+          <w:b/>
+        </w:rPr>
+        <w:t>Clear CTAs:</w:t>
+      </w:r>
+      <w:r>
+        <w:t xml:space="preserve"> Every email should have a clear call-to-action (e.g., "Book Now," "Get a Free Quote," "Learn More").</w:t>
       </w:r>
     </w:p>
     <w:p>
       <w:pPr>
         <w:pStyle w:val="ListBullet"/>
       </w:pPr>
+      <w:r/>
       <w:r>
-        <w:t>**Clear CTAs:** Every email should have a clear call-to-action (e.g., "Book Now," "Get a Free Quote," "Learn More").</w:t>
+        <w:rPr>
+          <w:b/>
+        </w:rPr>
+        <w:t>Mobile Responsiveness:</w:t>
+      </w:r>
+      <w:r>
+        <w:t xml:space="preserve"> Ensure all email templates are optimized for viewing on mobile devices.</w:t>
       </w:r>
     </w:p>
     <w:p>
       <w:pPr>
         <w:pStyle w:val="ListBullet"/>
       </w:pPr>
+      <w:r/>
       <w:r>
-        <w:t>**Mobile Responsiveness:** Ensure all email templates are optimized for viewing on mobile devices.</w:t>
+        <w:rPr>
+          <w:b/>
+        </w:rPr>
+        <w:t>A/B Testing:</w:t>
+      </w:r>
+      <w:r>
+        <w:t xml:space="preserve"> Regularly test subject lines, email content, and CTAs to optimize open rates and conversions.</w:t>
       </w:r>
     </w:p>
     <w:p>
       <w:pPr>
         <w:pStyle w:val="ListBullet"/>
       </w:pPr>
+      <w:r/>
       <w:r>
-        <w:t>**A/B Testing:** Regularly test subject lines, email content, and CTAs to optimize open rates and conversions.</w:t>
+        <w:rPr>
+          <w:b/>
+        </w:rPr>
+        <w:t>Value-First Approach:</w:t>
       </w:r>
-    </w:p>
-    <w:p>
-      <w:pPr>
-        <w:pStyle w:val="ListBullet"/>
-      </w:pPr>
       <w:r>
-        <w:t>**Value-First Approach:** Balance promotional content with valuable tips and information to avoid client fatigue.</w:t>
+        <w:t xml:space="preserve"> Balance promotional content with valuable tips and information to avoid client fatigue.</w:t>
       </w:r>
     </w:p>
     <w:p>
@@ -451,40 +680,75 @@
       <w:pPr>
         <w:pStyle w:val="ListNumber"/>
       </w:pPr>
+      <w:r/>
       <w:r>
-        <w:t>**Expertise &amp; Quality:** Highlight our professional team, industry knowledge, and commitment to superior cleaning standards.</w:t>
+        <w:rPr>
+          <w:b/>
+        </w:rPr>
+        <w:t>Expertise &amp; Quality:</w:t>
+      </w:r>
+      <w:r>
+        <w:t xml:space="preserve"> Highlight our professional team, industry knowledge, and commitment to superior cleaning standards.</w:t>
       </w:r>
     </w:p>
     <w:p>
       <w:pPr>
         <w:pStyle w:val="ListNumber"/>
       </w:pPr>
+      <w:r/>
       <w:r>
-        <w:t>**Convenience &amp; Time-Saving:** Emphasize how our services free up clients' time and reduce their stress.</w:t>
+        <w:rPr>
+          <w:b/>
+        </w:rPr>
+        <w:t>Convenience &amp; Time-Saving:</w:t>
+      </w:r>
+      <w:r>
+        <w:t xml:space="preserve"> Emphasize how our services free up clients' time and reduce their stress.</w:t>
       </w:r>
     </w:p>
     <w:p>
       <w:pPr>
         <w:pStyle w:val="ListNumber"/>
       </w:pPr>
+      <w:r/>
       <w:r>
-        <w:t>**Comprehensive Solutions:** Showcase our full range of services, from interior deep cleans to exterior maintenance, as a one-stop solution.</w:t>
+        <w:rPr>
+          <w:b/>
+        </w:rPr>
+        <w:t>Comprehensive Solutions:</w:t>
+      </w:r>
+      <w:r>
+        <w:t xml:space="preserve"> Showcase our full range of services, from interior deep cleans to exterior maintenance, as a one-stop solution.</w:t>
       </w:r>
     </w:p>
     <w:p>
       <w:pPr>
         <w:pStyle w:val="ListNumber"/>
       </w:pPr>
+      <w:r/>
       <w:r>
-        <w:t>**Trust &amp; Reliability:** Build confidence through testimonials, guarantees, and consistent, dependable service.</w:t>
+        <w:rPr>
+          <w:b/>
+        </w:rPr>
+        <w:t>Trust &amp; Reliability:</w:t>
+      </w:r>
+      <w:r>
+        <w:t xml:space="preserve"> Build confidence through testimonials, guarantees, and consistent, dependable service.</w:t>
       </w:r>
     </w:p>
     <w:p>
       <w:pPr>
         <w:pStyle w:val="ListNumber"/>
       </w:pPr>
+      <w:r/>
       <w:r>
-        <w:t>**Community &amp; Local Focus:** Reinforce our Edmonton roots and commitment to serving our local community.</w:t>
+        <w:rPr>
+          <w:b/>
+        </w:rPr>
+        <w:t>Community &amp; Local Focus:</w:t>
+      </w:r>
+      <w:r>
+        <w:t xml:space="preserve"> Reinforce our Edmonton roots and commitment to serving our local community.</w:t>
       </w:r>
     </w:p>
     <w:p>
@@ -502,56 +766,105 @@
       <w:pPr>
         <w:pStyle w:val="ListBullet"/>
       </w:pPr>
+      <w:r/>
       <w:r>
-        <w:t>**Welcome Series:** For new sign-ups or first-time clients. Introduces All Clean, outlines services, sets expectations, and offers a small introductory discount.</w:t>
+        <w:rPr>
+          <w:b/>
+        </w:rPr>
+        <w:t>Welcome Series:</w:t>
+      </w:r>
+      <w:r>
+        <w:t xml:space="preserve"> For new sign-ups or first-time clients. Introduces All Clean, outlines services, sets expectations, and offers a small introductory discount.</w:t>
       </w:r>
     </w:p>
     <w:p>
       <w:pPr>
         <w:pStyle w:val="ListBullet"/>
       </w:pPr>
+      <w:r/>
       <w:r>
-        <w:t>**Value-Add Newsletters:** Monthly or bi-weekly emails with seasonal cleaning tips, property maintenance advice, "behind the scenes" team highlights, or FAQs.</w:t>
+        <w:rPr>
+          <w:b/>
+        </w:rPr>
+        <w:t>Value-Add Newsletters:</w:t>
+      </w:r>
+      <w:r>
+        <w:t xml:space="preserve"> Monthly or bi-weekly emails with seasonal cleaning tips, property maintenance advice, "behind the scenes" team highlights, or FAQs.</w:t>
       </w:r>
     </w:p>
     <w:p>
       <w:pPr>
         <w:pStyle w:val="ListBullet"/>
       </w:pPr>
+      <w:r/>
       <w:r>
-        <w:t>**Service Spotlight Emails:** Dedicated emails promoting specific services (e.g., "Spring Window Cleaning Special," "Commercial Office Deep Clean").</w:t>
+        <w:rPr>
+          <w:b/>
+        </w:rPr>
+        <w:t>Service Spotlight Emails:</w:t>
+      </w:r>
+      <w:r>
+        <w:t xml:space="preserve"> Dedicated emails promoting specific services (e.g., "Spring Window Cleaning Special," "Commercial Office Deep Clean").</w:t>
       </w:r>
     </w:p>
     <w:p>
       <w:pPr>
         <w:pStyle w:val="ListBullet"/>
       </w:pPr>
+      <w:r/>
       <w:r>
-        <w:t>**Exclusive Offers &amp; Promotions:** Time-sensitive discounts, loyalty rewards for existing clients, bundle deals.</w:t>
+        <w:rPr>
+          <w:b/>
+        </w:rPr>
+        <w:t>Exclusive Offers &amp; Promotions:</w:t>
+      </w:r>
+      <w:r>
+        <w:t xml:space="preserve"> Time-sensitive discounts, loyalty rewards for existing clients, bundle deals.</w:t>
       </w:r>
     </w:p>
     <w:p>
       <w:pPr>
         <w:pStyle w:val="ListBullet"/>
       </w:pPr>
+      <w:r/>
       <w:r>
-        <w:t>**Re-engagement Campaigns:** For inactive clients (e.g., no booking in 6+ months). Highlights new services, improvements, or a special "we miss you" offer.</w:t>
+        <w:rPr>
+          <w:b/>
+        </w:rPr>
+        <w:t>Re-engagement Campaigns:</w:t>
+      </w:r>
+      <w:r>
+        <w:t xml:space="preserve"> For inactive clients (e.g., no booking in 6+ months). Highlights new services, improvements, or a special "we miss you" offer.</w:t>
       </w:r>
     </w:p>
     <w:p>
       <w:pPr>
         <w:pStyle w:val="ListBullet"/>
       </w:pPr>
+      <w:r/>
       <w:r>
-        <w:t>**Testimonial &amp; Case Study Emails:** Share positive client experiences and demonstrate successful project outcomes (especially for commercial).</w:t>
+        <w:rPr>
+          <w:b/>
+        </w:rPr>
+        <w:t>Testimonial &amp; Case Study Emails:</w:t>
+      </w:r>
+      <w:r>
+        <w:t xml:space="preserve"> Share positive client experiences and demonstrate successful project outcomes (especially for commercial).</w:t>
       </w:r>
     </w:p>
     <w:p>
       <w:pPr>
         <w:pStyle w:val="ListBullet"/>
       </w:pPr>
+      <w:r/>
       <w:r>
-        <w:t>**Booking Reminders &amp; Follow-ups:** Gentle nudges for upcoming seasonal services, post-service feedback requests, or suggestions for next service.</w:t>
+        <w:rPr>
+          <w:b/>
+        </w:rPr>
+        <w:t>Booking Reminders &amp; Follow-ups:</w:t>
+      </w:r>
+      <w:r>
+        <w:t xml:space="preserve"> Gentle nudges for upcoming seasonal services, post-service feedback requests, or suggestions for next service.</w:t>
       </w:r>
     </w:p>
     <w:p>
@@ -569,40 +882,75 @@
       <w:pPr>
         <w:pStyle w:val="ListBullet"/>
       </w:pPr>
+      <w:r/>
       <w:r>
-        <w:t>**New Clients (Welcome Series):** 3-4 emails over the first 2 weeks post-sign-up/first service.</w:t>
+        <w:rPr>
+          <w:b/>
+        </w:rPr>
+        <w:t>New Clients (Welcome Series):</w:t>
+      </w:r>
+      <w:r>
+        <w:t xml:space="preserve"> 3-4 emails over the first 2 weeks post-sign-up/first service.</w:t>
       </w:r>
     </w:p>
     <w:p>
       <w:pPr>
         <w:pStyle w:val="ListBullet"/>
       </w:pPr>
+      <w:r/>
       <w:r>
-        <w:t>**Active Clients (Value/Offers):** 1-2 emails per month (alternating between value-add content and service promotions/offers).</w:t>
+        <w:rPr>
+          <w:b/>
+        </w:rPr>
+        <w:t>Active Clients (Value/Offers):</w:t>
+      </w:r>
+      <w:r>
+        <w:t xml:space="preserve"> 1-2 emails per month (alternating between value-add content and service promotions/offers).</w:t>
       </w:r>
     </w:p>
     <w:p>
       <w:pPr>
         <w:pStyle w:val="ListBullet"/>
       </w:pPr>
+      <w:r/>
       <w:r>
-        <w:t>**Inactive Clients (Re-engagement):** 1 email every 3-6 months after last service or engagement.</w:t>
+        <w:rPr>
+          <w:b/>
+        </w:rPr>
+        <w:t>Inactive Clients (Re-engagement):</w:t>
+      </w:r>
+      <w:r>
+        <w:t xml:space="preserve"> 1 email every 3-6 months after last service or engagement.</w:t>
       </w:r>
     </w:p>
     <w:p>
       <w:pPr>
         <w:pStyle w:val="ListBullet"/>
       </w:pPr>
+      <w:r/>
       <w:r>
-        <w:t>**Seasonal Promotions:** 2-3 targeted emails leading up to peak seasonal demand (e.g., Spring, Fall).</w:t>
+        <w:rPr>
+          <w:b/>
+        </w:rPr>
+        <w:t>Seasonal Promotions:</w:t>
+      </w:r>
+      <w:r>
+        <w:t xml:space="preserve"> 2-3 targeted emails leading up to peak seasonal demand (e.g., Spring, Fall).</w:t>
       </w:r>
     </w:p>
     <w:p>
       <w:pPr>
         <w:pStyle w:val="ListBullet"/>
       </w:pPr>
+      <w:r/>
       <w:r>
-        <w:t>**Overall:** Maintain a consistent, non-overwhelming schedule. Allow clients to opt-out or adjust preferences to avoid annoyance.</w:t>
+        <w:rPr>
+          <w:b/>
+        </w:rPr>
+        <w:t>Overall:</w:t>
+      </w:r>
+      <w:r>
+        <w:t xml:space="preserve"> Maintain a consistent, non-overwhelming schedule. Allow clients to opt-out or adjust preferences to avoid annoyance.</w:t>
       </w:r>
     </w:p>
     <w:p>
@@ -620,48 +968,90 @@
       <w:pPr>
         <w:pStyle w:val="ListBullet"/>
       </w:pPr>
+      <w:r/>
       <w:r>
-        <w:t>**General:** Edmonton Cleaning, YEG Cleaning, Property Services Edmonton</w:t>
+        <w:rPr>
+          <w:b/>
+        </w:rPr>
+        <w:t>General:</w:t>
+      </w:r>
+      <w:r>
+        <w:t xml:space="preserve"> Edmonton Cleaning, YEG Cleaning, Property Services Edmonton</w:t>
       </w:r>
     </w:p>
     <w:p>
       <w:pPr>
         <w:pStyle w:val="ListBullet"/>
       </w:pPr>
+      <w:r/>
       <w:r>
-        <w:t>**Residential:** Home Cleaning, Deep Cleaning, House Washing, Window Cleaning Home, Gutter Cleaning Residential</w:t>
+        <w:rPr>
+          <w:b/>
+        </w:rPr>
+        <w:t>Residential:</w:t>
+      </w:r>
+      <w:r>
+        <w:t xml:space="preserve"> Home Cleaning, Deep Cleaning, House Washing, Window Cleaning Home, Gutter Cleaning Residential</w:t>
       </w:r>
     </w:p>
     <w:p>
       <w:pPr>
         <w:pStyle w:val="ListBullet"/>
       </w:pPr>
+      <w:r/>
       <w:r>
-        <w:t>**Commercial:** Office Cleaning, Commercial Janitorial, Business Cleaning, Retail Cleaning, Post-Construction Clean</w:t>
+        <w:rPr>
+          <w:b/>
+        </w:rPr>
+        <w:t>Commercial:</w:t>
+      </w:r>
+      <w:r>
+        <w:t xml:space="preserve"> Office Cleaning, Commercial Janitorial, Business Cleaning, Retail Cleaning, Post-Construction Clean</w:t>
       </w:r>
     </w:p>
     <w:p>
       <w:pPr>
         <w:pStyle w:val="ListBullet"/>
       </w:pPr>
+      <w:r/>
       <w:r>
-        <w:t>**Seasonal:** Spring Cleaning, Fall Maintenance, Winter Prep, Summer Refresh</w:t>
+        <w:rPr>
+          <w:b/>
+        </w:rPr>
+        <w:t>Seasonal:</w:t>
+      </w:r>
+      <w:r>
+        <w:t xml:space="preserve"> Spring Cleaning, Fall Maintenance, Winter Prep, Summer Refresh</w:t>
       </w:r>
     </w:p>
     <w:p>
       <w:pPr>
         <w:pStyle w:val="ListBullet"/>
       </w:pPr>
+      <w:r/>
       <w:r>
-        <w:t>**Value/Trust:** Professional Cleaners, Trusted Service, Quality Cleaning, Eco-Friendly Cleaning (if applicable)</w:t>
+        <w:rPr>
+          <w:b/>
+        </w:rPr>
+        <w:t>Value/Trust:</w:t>
+      </w:r>
+      <w:r>
+        <w:t xml:space="preserve"> Professional Cleaners, Trusted Service, Quality Cleaning, Eco-Friendly Cleaning (if applicable)</w:t>
       </w:r>
     </w:p>
     <w:p>
       <w:pPr>
         <w:pStyle w:val="ListBullet"/>
       </w:pPr>
+      <w:r/>
       <w:r>
-        <w:t>**Offers:** Cleaning Deals, Special Offers, Discount Cleaning, Bundle Services</w:t>
+        <w:rPr>
+          <w:b/>
+        </w:rPr>
+        <w:t>Offers:</w:t>
+      </w:r>
+      <w:r>
+        <w:t xml:space="preserve"> Cleaning Deals, Special Offers, Discount Cleaning, Bundle Services</w:t>
       </w:r>
     </w:p>
     <w:p>
@@ -679,40 +1069,75 @@
       <w:pPr>
         <w:pStyle w:val="ListBullet"/>
       </w:pPr>
+      <w:r/>
       <w:r>
-        <w:t>**Professional &amp; Approachable:** Maintain a high level of professionalism while being friendly and easy to communicate with. Avoid overly casual language.</w:t>
+        <w:rPr>
+          <w:b/>
+        </w:rPr>
+        <w:t>Professional &amp; Approachable:</w:t>
+      </w:r>
+      <w:r>
+        <w:t xml:space="preserve"> Maintain a high level of professionalism while being friendly and easy to communicate with. Avoid overly casual language.</w:t>
       </w:r>
     </w:p>
     <w:p>
       <w:pPr>
         <w:pStyle w:val="ListBullet"/>
       </w:pPr>
+      <w:r/>
       <w:r>
-        <w:t>**Knowledgeable &amp; Authoritative:** Position All Clean Property Services as experts in property maintenance, offering valuable insights and solutions.</w:t>
+        <w:rPr>
+          <w:b/>
+        </w:rPr>
+        <w:t>Knowledgeable &amp; Authoritative:</w:t>
+      </w:r>
+      <w:r>
+        <w:t xml:space="preserve"> Position All Clean Property Services as experts in property maintenance, offering valuable insights and solutions.</w:t>
       </w:r>
     </w:p>
     <w:p>
       <w:pPr>
         <w:pStyle w:val="ListBullet"/>
       </w:pPr>
+      <w:r/>
       <w:r>
-        <w:t>**Reliable &amp; Trustworthy:** Convey dependability and integrity through clear, consistent, and honest messaging.</w:t>
+        <w:rPr>
+          <w:b/>
+        </w:rPr>
+        <w:t>Reliable &amp; Trustworthy:</w:t>
+      </w:r>
+      <w:r>
+        <w:t xml:space="preserve"> Convey dependability and integrity through clear, consistent, and honest messaging.</w:t>
       </w:r>
     </w:p>
     <w:p>
       <w:pPr>
         <w:pStyle w:val="ListBullet"/>
       </w:pPr>
+      <w:r/>
       <w:r>
-        <w:t>**Customer-Centric:** Focus on client needs and benefits. Emphasize convenience, quality, and satisfaction.</w:t>
+        <w:rPr>
+          <w:b/>
+        </w:rPr>
+        <w:t>Customer-Centric:</w:t>
+      </w:r>
+      <w:r>
+        <w:t xml:space="preserve"> Focus on client needs and benefits. Emphasize convenience, quality, and satisfaction.</w:t>
       </w:r>
     </w:p>
     <w:p>
       <w:pPr>
         <w:pStyle w:val="ListBullet"/>
       </w:pPr>
+      <w:r/>
       <w:r>
-        <w:t>**Respectful &amp; Non-Intrusive:** Deliver messages thoughtfully, respecting client inboxes. Avoid aggressive sales tactics; instead, focus on building long-term relationships.</w:t>
+        <w:rPr>
+          <w:b/>
+        </w:rPr>
+        <w:t>Respectful &amp; Non-Intrusive:</w:t>
+      </w:r>
+      <w:r>
+        <w:t xml:space="preserve"> Deliver messages thoughtfully, respecting client inboxes. Avoid aggressive sales tactics; instead, focus on building long-term relationships.</w:t>
       </w:r>
     </w:p>
     <w:sectPr>

--- a/CAMPAIGN_STRATEGY.docx
+++ b/CAMPAIGN_STRATEGY.docx
@@ -5,6 +5,30 @@
     <w:p>
       <w:pPr>
         <w:pStyle w:val="Title"/>
+      </w:pPr>
+      <w:r>
+        <w:rPr>
+          <w:color w:val="1F4E78"/>
+        </w:rPr>
+        <w:t>Campaign Strategy</w:t>
+      </w:r>
+    </w:p>
+    <w:p>
+      <w:pPr>
+        <w:jc w:val="center"/>
+      </w:pPr>
+      <w:r>
+        <w:rPr>
+          <w:i/>
+          <w:sz w:val="20"/>
+        </w:rPr>
+        <w:t>Author: All Clean Property Services  |  April 24, 2026</w:t>
+      </w:r>
+    </w:p>
+    <w:p/>
+    <w:p>
+      <w:pPr>
+        <w:pStyle w:val="Heading1"/>
       </w:pPr>
       <w:r>
         <w:rPr>

--- a/CAMPAIGN_STRATEGY.docx
+++ b/CAMPAIGN_STRATEGY.docx
@@ -5,30 +5,6 @@
     <w:p>
       <w:pPr>
         <w:pStyle w:val="Title"/>
-      </w:pPr>
-      <w:r>
-        <w:rPr>
-          <w:color w:val="1F4E78"/>
-        </w:rPr>
-        <w:t>Campaign Strategy</w:t>
-      </w:r>
-    </w:p>
-    <w:p>
-      <w:pPr>
-        <w:jc w:val="center"/>
-      </w:pPr>
-      <w:r>
-        <w:rPr>
-          <w:i/>
-          <w:sz w:val="20"/>
-        </w:rPr>
-        <w:t>Author: All Clean Property Services  |  April 24, 2026</w:t>
-      </w:r>
-    </w:p>
-    <w:p/>
-    <w:p>
-      <w:pPr>
-        <w:pStyle w:val="Heading1"/>
       </w:pPr>
       <w:r>
         <w:rPr>
